--- a/docs/2026-06-10_retro-i-plan-vpered_doc.docx
+++ b/docs/2026-06-10_retro-i-plan-vpered_doc.docx
@@ -356,10 +356,19 @@
         <w:rPr>
           <w:b/>
         </w:rPr>
-        <w:t>Мелочи качества</w:t>
+        <w:t>Имиджевый/разговорный эталон `decks/`</w:t>
       </w:r>
       <w:r>
-        <w:t xml:space="preserve"> — образец </w:t>
+        <w:t xml:space="preserve"> — сейчас в </w:t>
+      </w:r>
+      <w:r>
+        <w:rPr>
+          <w:rFonts w:ascii="Courier New" w:hAnsi="Courier New"/>
+        </w:rPr>
+        <w:t>references/decks/</w:t>
+      </w:r>
+      <w:r>
+        <w:t xml:space="preserve"> есть эталон продающего эфира; добавить структуру неинтенсивно-продающего формата, когда будет удачный исходник. (Базовые мелочи закрыты: продающий эталон </w:t>
       </w:r>
       <w:r>
         <w:rPr>
@@ -368,16 +377,7 @@
         <w:t>decks/</w:t>
       </w:r>
       <w:r>
-        <w:t xml:space="preserve"> в </w:t>
-      </w:r>
-      <w:r>
-        <w:rPr>
-          <w:rFonts w:ascii="Courier New" w:hAnsi="Courier New"/>
-        </w:rPr>
-        <w:t>references/</w:t>
-      </w:r>
-      <w:r>
-        <w:t xml:space="preserve"> после ближайшего эфира с markdown-презентацией; свести устаревшую раннюю концепцию Акселератора с актуальной.</w:t>
+        <w:t xml:space="preserve"> уже собран, ранняя концепция Акселератора сведена с канонической.)</w:t>
       </w:r>
     </w:p>
     <w:p>
